--- a/acts-sermons/docx/30_2027-05-09_일어나라다비다야_행9장32-43절.docx
+++ b/acts-sermons/docx/30_2027-05-09_일어나라다비다야_행9장32-43절.docx
@@ -343,46 +343,33 @@
           <w:sz w:val="24"/>
           <w:szCs w:val="24"/>
         </w:rPr>
-        <w:t xml:space="preserve">요한복음 5장에 베데스다 연못가의 한 병자가 나옵니다. 그는 서른여덟 해 동안 병을 앓고 있었습니다. 사람들은 물이 움직일 때 먼저 들어가는 사람이 낫는다고 믿었지만, 그를 물에 넣어 줄 사람이 없었습니다. 그는 늘 다른 사람에게 순서를 빼앗겼습니다. 서른여덟 해, 그것은 한 사람의 젊음과 소망이 다 지나간 시간입니다.</w:t>
-      </w:r>
-    </w:p>
-    <w:p>
-      <w:pPr>
-        <w:spacing w:after="160" w:line="360"/>
-      </w:pPr>
-      <w:r>
-        <w:rPr>
-          <w:rFonts w:ascii="맑은 고딕" w:cs="맑은 고딕" w:eastAsia="맑은 고딕" w:hAnsi="맑은 고딕"/>
-          <w:sz w:val="24"/>
-          <w:szCs w:val="24"/>
-        </w:rPr>
-        <w:t xml:space="preserve">예수님께서 그에게 물으셨습니다. “네가 낫고자 하느냐.” 그는 자신의 처지만 하소연했습니다. 그러자 예수님은 이렇게 말씀하셨습니다. “일어나 네 자리를 들고 걸어가라.” 그 사람은 곧 나아서 자리를 들고 걸어갔습니다. 연못도, 물의 움직임도, 도와줄 사람도 필요 없었습니다. 예수님의 말씀 한마디면 충분했습니다.</w:t>
-      </w:r>
-    </w:p>
-    <w:p>
-      <w:pPr>
-        <w:spacing w:after="160" w:line="360"/>
-      </w:pPr>
-      <w:r>
-        <w:rPr>
-          <w:rFonts w:ascii="맑은 고딕" w:cs="맑은 고딕" w:eastAsia="맑은 고딕" w:hAnsi="맑은 고딕"/>
-          <w:sz w:val="24"/>
-          <w:szCs w:val="24"/>
-        </w:rPr>
-        <w:t xml:space="preserve">오늘 본문에서 베드로가 애니아에게 “일어나 네 자리를 정돈하라”고 한 말은 베데스다에서 예수님이 하신 말씀을 떠올리게 합니다. 누가는 우리에게 보여 줍니다. 베데스다에서 일하신 그 예수님이, 하늘에 오르신 뒤에도 룻다에서 똑같이 일하고 계신다고 말입니다. 주님은 어제나 오늘이나 영원토록 동일하십니다.</w:t>
-      </w:r>
-    </w:p>
-    <w:p>
-      <w:pPr>
-        <w:spacing w:after="160" w:line="360"/>
-      </w:pPr>
-      <w:r>
-        <w:rPr>
-          <w:rFonts w:ascii="맑은 고딕" w:cs="맑은 고딕" w:eastAsia="맑은 고딕" w:hAnsi="맑은 고딕"/>
-          <w:sz w:val="24"/>
-          <w:szCs w:val="24"/>
-        </w:rPr>
-        <w:t xml:space="preserve">서른여덟 해를 기다린 사람에게도, 여덟 해를 누워 있던 사람에게도 주님의 때는 정확했습니다. 주님은 늦으시는 것 같아도 결코 잊으시지 않습니다.</w:t>
+        <w:t xml:space="preserve">마가복음 2장에서 예수님이 가버나움의 한 집에서 말씀을 전하실 때, 사람들이 너무 많이 모여 문 앞까지도 빈틈이 없었습니다. 그때 네 사람이 한 중풍병자를 메고 왔습니다. 무리 때문에 예수께 데려갈 수 없자, 그들은 예수님 계신 곳의 지붕을 뜯어 구멍을 내고 병자가 누운 상을 달아 내렸습니다.</w:t>
+      </w:r>
+    </w:p>
+    <w:p>
+      <w:pPr>
+        <w:spacing w:after="160" w:line="360"/>
+      </w:pPr>
+      <w:r>
+        <w:rPr>
+          <w:rFonts w:ascii="맑은 고딕" w:cs="맑은 고딕" w:eastAsia="맑은 고딕" w:hAnsi="맑은 고딕"/>
+          <w:sz w:val="24"/>
+          <w:szCs w:val="24"/>
+        </w:rPr>
+        <w:t xml:space="preserve">예수님은 그들의 믿음을 보시고 중풍병자에게 말씀하셨습니다. “작은 자야 네 죄 사함을 받았느니라”(막 2:5). 서기관들이 속으로 신성모독이라고 생각하자, 예수님은 인자가 땅에서 죄를 사하는 권세가 있는 줄을 알게 하려고 그에게 이르셨습니다. 일어나 네 상을 가지고 집으로 가라. 그 사람은 일어나 곧 상을 가지고 모든 사람 앞에서 나갔고, 사람들은 다 놀라 하나님께 영광을 돌렸습니다.</w:t>
+      </w:r>
+    </w:p>
+    <w:p>
+      <w:pPr>
+        <w:spacing w:after="160" w:line="360"/>
+      </w:pPr>
+      <w:r>
+        <w:rPr>
+          <w:rFonts w:ascii="맑은 고딕" w:cs="맑은 고딕" w:eastAsia="맑은 고딕" w:hAnsi="맑은 고딕"/>
+          <w:sz w:val="24"/>
+          <w:szCs w:val="24"/>
+        </w:rPr>
+        <w:t xml:space="preserve">오늘 본문에서 베드로가 여덟 해 동안 침상에 누워 있던 중풍병자 애니아에게 한 말을 보십시오. “애니아야 예수 그리스도께서 너를 낫게 하시니 일어나 네 자리를 정돈하라”(행 9:34). 가버나움에서 일하신 그 예수님이 하늘에 오르신 뒤에도 룻다에서 똑같이 일하고 계십니다. 병든 자를 일으키시는 분은 베드로가 아니라 예수 그리스도이십니다. 그리고 그분은 몸만이 아니라 죄로 묶인 영혼까지 일으키십니다.</w:t>
       </w:r>
     </w:p>
     <w:p>
@@ -1055,46 +1042,33 @@
           <w:sz w:val="24"/>
           <w:szCs w:val="24"/>
         </w:rPr>
-        <w:t xml:space="preserve">열왕기하 4장에 수넴 여인의 이야기가 나옵니다. 그녀는 선지자 엘리사를 위해 자기 집에 작은 방을 만들어 침상과 책상과 의자와 촛대를 두고 섬겼습니다. 하나님은 아들이 없던 그녀에게 아들을 주셨습니다. 그런데 그 아들이 자라서 어느 날 밭에서 머리가 아프다고 하더니 어머니 무릎에서 죽고 말았습니다.</w:t>
-      </w:r>
-    </w:p>
-    <w:p>
-      <w:pPr>
-        <w:spacing w:after="160" w:line="360"/>
-      </w:pPr>
-      <w:r>
-        <w:rPr>
-          <w:rFonts w:ascii="맑은 고딕" w:cs="맑은 고딕" w:eastAsia="맑은 고딕" w:hAnsi="맑은 고딕"/>
-          <w:sz w:val="24"/>
-          <w:szCs w:val="24"/>
-        </w:rPr>
-        <w:t xml:space="preserve">여인은 아들을 엘리사의 침상에 눕히고 곧장 갈멜산으로 엘리사를 찾아갔습니다. 엘리사가 와서 방에 들어가 문을 닫고 여호와께 기도했습니다. 그리고 아이 위에 엎드리자 아이의 살이 따뜻해졌고, 마침내 아이가 재채기를 일곱 번 하고 눈을 떴습니다. 엘리사는 여인을 불러 “네 아들을 데리고 가라”고 했습니다.</w:t>
-      </w:r>
-    </w:p>
-    <w:p>
-      <w:pPr>
-        <w:spacing w:after="160" w:line="360"/>
-      </w:pPr>
-      <w:r>
-        <w:rPr>
-          <w:rFonts w:ascii="맑은 고딕" w:cs="맑은 고딕" w:eastAsia="맑은 고딕" w:hAnsi="맑은 고딕"/>
-          <w:sz w:val="24"/>
-          <w:szCs w:val="24"/>
-        </w:rPr>
-        <w:t xml:space="preserve">섬기던 여인, 갑작스러운 죽음, 선지자를 급히 부름, 닫힌 방에서의 기도, 살아난 생명. 다비다의 이야기는 수넴 여인의 이야기와 많이 닮았습니다. 그러나 차이가 있습니다. 엘리사는 여호와께 기도했고, 베드로는 부활하신 예수 그리스도의 이름으로 기도했습니다. 구약에서 약속된 생명의 주님이 이제 그리스도 안에서 오셨습니다.</w:t>
-      </w:r>
-    </w:p>
-    <w:p>
-      <w:pPr>
-        <w:spacing w:after="160" w:line="360"/>
-      </w:pPr>
-      <w:r>
-        <w:rPr>
-          <w:rFonts w:ascii="맑은 고딕" w:cs="맑은 고딕" w:eastAsia="맑은 고딕" w:hAnsi="맑은 고딕"/>
-          <w:sz w:val="24"/>
-          <w:szCs w:val="24"/>
-        </w:rPr>
-        <w:t xml:space="preserve">수넴 여인은 아들이 죽었을 때 남편에게도 “평안하다”고만 말하고 곧장 하나님의 사람에게로 달려갔습니다. 다비다의 제자들도 지체하지 않고 베드로를 불렀습니다. 죽음 앞에서 믿음은 사람의 위로보다 먼저 하나님께로 달려갑니다.</w:t>
+        <w:t xml:space="preserve">마가복음 5장에서 회당장 야이로가 예수님의 발아래 엎드려 간구했습니다. 어린 딸이 죽게 되었으니 오셔서 손을 얹어 달라는 것이었습니다. 예수님은 그와 함께 가셨습니다. 그런데 가는 길에 열두 해 동안 혈루증을 앓던 여인이 예수님의 옷에 손을 대어 나았고, 예수님은 걸음을 멈추고 그 여인을 찾아 말씀하셨습니다. 딸아 네 믿음이 너를 구원하였으니 평안히 가라.</w:t>
+      </w:r>
+    </w:p>
+    <w:p>
+      <w:pPr>
+        <w:spacing w:after="160" w:line="360"/>
+      </w:pPr>
+      <w:r>
+        <w:rPr>
+          <w:rFonts w:ascii="맑은 고딕" w:cs="맑은 고딕" w:eastAsia="맑은 고딕" w:hAnsi="맑은 고딕"/>
+          <w:sz w:val="24"/>
+          <w:szCs w:val="24"/>
+        </w:rPr>
+        <w:t xml:space="preserve">그 사이에 회당장의 집에서 사람들이 와서 딸이 죽었다고 전했습니다. 예수님은 회당장에게 말씀하셨습니다. “두려워하지 말고 믿기만 하라”(막 5:36). 예수님은 베드로와 야고보와 요한만 데리고 그 집에 들어가셨습니다. 사람들을 다 내보내시고 아이의 손을 잡고 말씀하셨습니다. 소녀야 내가 네게 말하노니 일어나라. 열두 살 된 소녀가 곧 일어나 걸었고 사람들은 크게 놀랐습니다.</w:t>
+      </w:r>
+    </w:p>
+    <w:p>
+      <w:pPr>
+        <w:spacing w:after="160" w:line="360"/>
+      </w:pPr>
+      <w:r>
+        <w:rPr>
+          <w:rFonts w:ascii="맑은 고딕" w:cs="맑은 고딕" w:eastAsia="맑은 고딕" w:hAnsi="맑은 고딕"/>
+          <w:sz w:val="24"/>
+          <w:szCs w:val="24"/>
+        </w:rPr>
+        <w:t xml:space="preserve">그 방에 베드로가 있었습니다. 세월이 흘러 욥바에서 다비다가 죽었을 때, 베드로는 사람들을 다 내보내고 무릎을 꿇어 기도한 뒤 말했습니다. 다비다야 일어나라. 그 방에서 본 주님의 능력을 그는 잊지 않았습니다. 다만 베드로는 자기 권세로 명령하지 않고 먼저 기도했습니다. 생명의 주인은 오직 예수 그리스도이시기 때문입니다. 그리고 그 소식이 온 욥바에 알려져 많은 사람이 주를 믿었습니다. 죽은 자를 살리시는 주님의 능력은 오늘도 사람들을 믿음으로 인도합니다.</w:t>
       </w:r>
     </w:p>
     <w:p>

--- a/acts-sermons/docx/30_2027-05-09_일어나라다비다야_행9장32-43절.docx
+++ b/acts-sermons/docx/30_2027-05-09_일어나라다비다야_행9장32-43절.docx
@@ -292,7 +292,7 @@
           <w:sz w:val="24"/>
           <w:szCs w:val="24"/>
         </w:rPr>
-        <w:t xml:space="preserve">베드로는 “내가 너를 고치노라”고 말하지 않았습니다. 사도행전 3장에서 성전 미문의 앉은뱅이를 일으킬 때도 베드로는 “나사렛 예수 그리스도의 이름으로 걸으라”고 말했고, 사람들이 자기를 주목하자 “어찌하여 우리를 주목하느냐”고 했습니다. 하늘에 오르신 그리스도께서 지금도 일하고 계십니다. 사도행전은 바로 그 계속되는 예수님의 일을 기록한 책입니다.</w:t>
+        <w:t xml:space="preserve">베드로는 “내가 너를 고치노라”고 말하지 않았습니다. 사도행전 3장에서 성전 미문에 앉아 있던 나면서 못 걷게 된 사람을 일으킬 때도 베드로는 “나사렛 예수 그리스도의 이름으로 걸으라”고 말했고, 사람들이 자기를 주목하자 “우리 개인의 권능과 경건으로 이 사람을 걷게 한 것처럼 왜 우리를 주목하느냐”(행 3:12)고 했습니다. 하늘에 오르신 그리스도께서 지금도 일하고 계십니다. 사도행전은 바로 그 계속되는 예수님의 일을 기록한 책입니다.</w:t>
       </w:r>
     </w:p>
     <w:p>
@@ -420,7 +420,7 @@
           <w:sz w:val="24"/>
           <w:szCs w:val="24"/>
         </w:rPr>
-        <w:t xml:space="preserve">다음 날 아침, 그녀는 그 세 여인이 모두 죽었다는 소식을 들었습니다. 그 밤이 그녀의 인생을 바꾸었습니다. 그녀는 미국으로 가서 의학을 공부하고 의사가 되어 인도로 돌아왔습니다. 작은 진료소에서 시작된 그녀의 사역은 훗날 인도 벨로르의 여성 의과대학과 병원으로 자라났고, 지금도 수많은 환자를 치료하고 있습니다.</w:t>
+        <w:t xml:space="preserve">다음 날 아침, 그녀는 그 세 여인이 모두 죽었다는 소식을 들었습니다. 그 밤이 그녀의 인생을 바꾸었습니다. 그녀는 미국으로 가서 의학을 공부하고 의사가 되어 인도로 돌아왔습니다. 작은 진료소에서 시작된 그녀의 사역은 훗날 인도 벨로르의 기독교 의과대학과 병원으로 자라났고, 지금도 수많은 환자를 치료하고 있습니다.</w:t>
       </w:r>
     </w:p>
     <w:p>
